--- a/zht/docx/26.content.docx
+++ b/zht/docx/26.content.docx
@@ -163,13 +163,6 @@
         <w:rPr>
           <w:lang w:val="zh_TW" w:bidi="zh_TW"/>
         </w:rPr>
-      </w:r>
-      <w:r>
-        <w:rPr>
-          <w:i/>
-          <w:lang w:val="zh_TW" w:bidi="zh_TW"/>
-        </w:rPr>
-        <w:t>以西結書 1:1, 以西結書 1:1–3, 以西結書 1:1–3.27, 以西結書 1:2, 以西結書 1:3, 以西結書 1:4, 以西結書 1:4–28, 以西結書 1:5–9, 以西結書 1:10, 以西結書 1:11–14, 以西結書 1:15, 以西結書 1:16–17, 以西結書 1:18, 以西結書 1:19–21, 以西結書 1:22–25, 以西結書 1:26–27, 以西結書 1:28, 以西結書 2:1–2, 以西結書 2:1–10, 以西結書 2:3, 以西結書 2:4–5, 以西結書 2:6, 以西結書 2:7, 以西結書 2:8, 以西結書 2:9–3.1, 以西結書 3:2–3, 以西結書 3:4–7, 以西結書 3:8–9, 以西結書 3:10, 以西結書 3:11, 以西結書 3:12, 以西結書 3:14–15, 以西結書 3:15, 以西結書 3:16–19, 以西結書 3:20–21, 以西結書 3:22–23, 以西結書 3:24–25, 以西結書 3:26–27, 以西結書 4:1–2, 以西結書 4:1–7.27, 以西結書 4:1–24.27, 以西結書 4:3, 以西結書 4:4–5, 以西結書 4:4–8, 以西結書 4:6, 以西結書 4:7, 以西結書 4:9–17, 以西結書 4:12–13, 以西結書 4:14–15, 以西結書 5:1–4, 以西結書 5:2, 以西結書 5:3–4, 以西結書 5:5–6, 以西結書 5:7–13, 以西結書 5:10, 以西結書 6:1–3, 以西結書 6:1–14, 以西結書 6:4–7, 以西結書 6:8–10, 以西結書 6:11, 以西結書 6:12, 以西結書 6:13–14, 以西結書 7:1–2, 以西結書 7:1–27, 以西結書 7:3–4, 以西結書 7:5–9, 以西結書 7:10, 以西結書 7:11, 以西結書 7:12–13, 以西結書 7:12–27, 以西結書 7:14, 以西結書 7:19, 以西結書 7:20–22, 以西結書 7:23–27, 以西結書 8:1, 以西結書 8:1–18, 以西結書 8:1–11.25, 以西結書 8:2–3, 以西結書 8:3–6, 以西結書 8:3–16, 以西結書 8:7–8, 以西結書 8:10, 以西結書 8:11, 以西結書 8:12–13, 以西結書 8:14–15, 以西結書 8:16, 以西結書 8:17–18, 以西結書 9:1–2, 以西結書 9:3, 以西結書 9:4–6, 以西結書 9:7, 以西結書 9:8, 以西結書 9:9–10, 以西結書 9:11, 以西結書 10:1–2, 以西結書 10:1–22, 以西結書 10:3–22, 以西結書 10:12, 以西結書 10:19–22, 以西結書 11:1–11, 以西結書 11:8–10, 以西結書 11:13, 以西結書 11:15–16, 以西結書 11:17, 以西結書 11:19, 以西結書 11:20, 以西結書 11:21, 以西結書 11:22–23, 以西結書 12:1–2, 以西結書 12:1–24.27, 以西結書 12:5–7, 以西結書 12:12–13, 以西結書 12:16, 以西結書 12:17–20, 以西結書 12:21–14.11, 以西結書 12:22, 以西結書 12:23–25, 以西結書 12:26–28, 以西結書 13:1–3, 以西結書 13:4–5, 以西結書 13:6–7, 以西結書 13:8–9, 以西結書 13:10–16, 以西結書 13:17–19, 以西結書 13:20–23, 以西結書 14:1–3, 以西結書 14:4–5, 以西結書 14:6–7, 以西結書 14:8, 以西結書 14:9–10, 以西結書 14:11, 以西結書 14:12–20, 以西結書 14:14, 以西結書 14:21, 以西結書 14:22–23, 以西結書 15:1–5, 以西結書 15:1–24.14, 以西結書 15:6, 以西結書 15:7, 以西結書 15:8, 以西結書 16:1–3, 以西結書 16:1–63, 以西結書 16:4–5, 以西結書 16:6–7, 以西結書 16:8, 以西結書 16:9–10, 以西結書 16:11–14, 以西結書 16:15–19, 以西結書 16:20–22, 以西結書 16:23–25, 以西結書 16:26–29, 以西結書 16:35–38, 以西結書 16:39–43, 以西結書 16:44–45, 以西結書 16:46–50, 以西結書 16:51–52, 以西結書 16:53–54, 以西結書 16:59–63, 以西結書 17:1–24, 以西結書 17:3–6, 以西結書 17:7–9, 以西結書 17:10, 以西結書 17:11–18, 以西結書 17:19–21, 以西結書 17:22–24, 以西結書 18:1–2, 以西結書 18:3–4, 以西結書 18:5–9, 以西結書 18:6, 以西結書 18:7, 以西結書 18:8, 以西結書 18:10–13, 以西結書 18:14–18, 以西結書 18:21–24, 以西結書 18:23–24, 以西結書 18:25–29, 以西結書 18:30–32, 以西結書 19:1–14, 以西結書 19:2–4, 以西結書 19:5–7, 以西結書 19:8–9, 以西結書 19:10, 以西結書 19:11–12, 以西結書 19:13–14, 以西結書 20:1–3, 以西結書 20:4–26, 以西結書 20:8–21, 以西結書 20:23, 以西結書 20:25–26, 以西結書 20:26, 以西結書 20:27–31, 以西結書 20:32–38, 以西結書 20:39–44, 以西結書 20:45–49, 以西結書 20:46, 以西結書 20:47, 以西結書 21:1–32, 以西結書 21:3–5, 以西結書 21:6–7, 以西結書 21:8–11, 以西結書 21:12, 以西結書 21:14–17, 以西結書 21:18–20, 以西結書 21:21, 以西結書 21:23–24, 以西結書 21:25–27, 以西結書 21:28–29, 以西結書 21:30–32, 以西結書 22:1–5, 以西結書 22:1–31, 以西結書 22:6–12, 以西結書 22:7, 以西結書 22:10, 以西結書 22:13–16, 以西結書 22:16, 以西結書 22:17–22, 以西結書 22:23–24, 以西結書 22:25–29, 以西結書 22:30–31, 以西結書 23:1–49, 以西結書 23:2, 以西結書 23:3, 以西結書 23:4, 以西結書 23:5–8, 以西結書 23:9–10, 以西結書 23:11–18, 以西結書 23:19–20, 以西結書 23:22–24, 以西結書 23:25–29, 以西結書 23:31–34, 以西結書 23:36–43, 以西結書 23:44–49, 以西結書 24:1–14, 以西結書 24:2, 以西結書 24:3, 以西結書 24:6–8, 以西結書 24:9–12, 以西結書 24:13–14, 以西結書 24:15–17, 以西結書 24:20–24, 以西結書 24:25–27, 以西結書 25:1–32.32, 以西結書 25:3–7, 以西結書 25:8–11, 以西結書 25:12–14, 以西結書 25:15–17, 以西結書 26:1, 以西結書 26:1–28.19, 以西結書 26:2, 以西結書 26:3–6, 以西結書 26:7–11, 以西結書 26:12–14, 以西結書 26:15–16, 以西結書 26:17–18, 以西結書 26:19–21, 以西結書 27:1–36, 以西結書 27:4–7, 以西結書 27:7, 以西結書 27:8–9, 以西結書 27:8–11, 以西結書 27:10, 以西結書 27:11, 以西結書 27:12, 以西結書 27:12–25, 以西結書 27:13–14, 以西結書 27:15, 以西結書 27:17, 以西結書 27:18, 以西結書 27:19, 以西結書 27:20–21, 以西結書 27:22, 以西結書 27:23, 以西結書 27:26, 以西結書 27:36, 以西結書 28:1–19, 以西結書 28:3–5, 以西結書 28:6–7, 以西結書 28:8, 以西結書 28:10, 以西結書 28:12–19, 以西結書 28:13–14, 以西結書 28:15–18, 以西結書 28:18–19, 以西結書 28:20–24, 以西結書 28:22–23, 以西結書 28:25–26, 以西結書 29:1, 以西結書 29:1–32.32, 以西結書 29:3–16, 以西結書 29:4–5, 以西結書 29:6–7, 以西結書 29:8–13, 以西結書 29:14–16, 以西結書 29:17–21, 以西結書 29:18–20, 以西結書 29:21, 以西結書 30:1–19, 以西結書 30:6–7, 以西結書 30:12, 以西結書 30:13–14, 以西結書 30:14, 以西結書 30:15, 以西結書 30:17, 以西結書 30:18, 以西結書 30:19, 以西結書 30:20–26a, 以西結書 30:20–26b, 以西結書 30:21–23, 以西結書 30:24–26, 以西結書 31:1–18, 以西結書 31:2–4, 以西結書 31:6, 以西結書 31:10–11, 以西結書 31:12–14, 以西結書 31:15, 以西結書 31:16–17, 以西結書 31:18, 以西結書 32:1, 以西結書 32:2–3, 以西結書 32:4–6, 以西結書 32:7–8, 以西結書 32:9–10, 以西結書 32:11–12, 以西結書 32:14, 以西結書 32:15–16, 以西結書 32:17–32, 以西結書 32:18–20, 以西結書 32:21–30, 以西結書 32:31–32, 以西結書 33:1–48.35, 以西結書 33:2–4, 以西結書 33:5–9, 以西結書 33:10–11, 以西結書 33:12–16, 以西結書 33:17–20, 以西結書 33:21, 以西結書 33:22, 以西結書 33:23–26, 以西結書 33:23–33, 以西結書 33:27–29, 以西結書 33:30–33, 以西結書 34:1–24, 以西結書 34:1–37.28, 以西結書 34:2–6, 以西結書 34:7–11, 以西結書 34:12–16, 以西結書 34:17–19, 以西結書 34:20–22, 以西結書 34:23–24, 以西結書 34:25–26, 以西結書 34:27–31, 以西結書 35:1–15, 以西結書 35:5–10, 以西結書 35:13–15, 以西結書 36:1–15, 以西結書 36:2, 以西結書 36:6–7, 以西結書 36:8–11, 以西結書 36:12–13, 以西結書 36:16–38, 以西結書 36:17, 以西結書 36:18, 以西結書 36:20, 以西結書 36:21–24, 以西結書 36:25, 以西結書 36:26, 以西結書 36:27–28, 以西結書 36:29–32, 以西結書 36:35–38, 以西結書 37:1–14, 以西結書 37:2, 以西結書 37:3, 以西結書 37:4–6, 以西結書 37:7–8, 以西結書 37:9–10, 以西結書 37:11–14, 以西結書 37:14, 以西結書 37:15–28, 以西結書 37:19, 以西結書 37:20–25, 以西結書 37:25–28, 以西結書 38:1–6, 以西結書 38:1–39.29, 以西結書 38:4, 以西結書 38:8, 以西結書 38:9, 以西結書 38:10, 以西結書 38:13, 以西結書 38:14–16, 以西結書 38:17, 以西結書 38:18–20, 以西結書 38:21–23, 以西結書 39:2, 以西結書 39:3–4, 以西結書 39:5–6, 以西結書 39:7–8, 以西結書 39:9–10, 以西結書 39:11, 以西結書 39:12–16, 以西結書 39:17, 以西結書 39:18–20, 以西結書 39:21–24, 以西結書 39:25–29, 以西結書 40:1–46.24, 以西結書 40:1–48.35, 以西結書 40:2, 以西結書 40:3, 以西結書 40:5, 以西結書 40:5–16, 以西結書 40:7, 以西結書 40:16, 以西結書 40:17–19, 以西結書 40:20–27, 以西結書 40:22, 以西結書 40:28–34, 以西結書 40:35–37, 以西結書 40:38–43, 以西結書 40:43, 以西結書 40:46, 以西結書 40:47, 以西結書 40:48–41.3, 以西結書 40:49, 以西結書 41:1–2, 以西結書 41:3–4, 以西結書 41:5–26, 以西結書 41:15–20, 以西結書 41:22, 以西結書 42:1, 以西結書 42:3–12, 以西結書 42:13–14, 以西結書 42:16–20, 以西結書 43:1–4, 以西結書 43:5–7, 以西結書 43:7–9, 以西結書 43:10–11, 以西結書 43:12, 以西結書 43:13–16, 以西結書 43:17, 以西結書 43:18–21, 以西結書 43:25, 以西結書 43:26–27, 以西結書 44:1–31, 以西結書 44:2, 以西結書 44:3, 以西結書 44:6–8, 以西結書 44:9, 以西結書 44:10, 以西結書 44:12–14, 以西結書 44:15–16, 以西結書 44:17–19, 以西結書 44:20–27, 以西結書 44:28–30, 以西結書 44:31, 以西結書 45:1–8, 以西結書 45:3–4, 以西結書 45:5–6, 以西結書 45:7, 以西結書 45:8–9, 以西結書 45:10–12, 以西結書 45:13–17, 以西結書 45:21–25, 以西結書 46:1, 以西結書 46:1–15, 以西結書 46:2, 以西結書 46:3, 以西結書 46:9–10, 以西結書 46:12, 以西結書 46:16–18, 以西結書 46:19–24, 以西結書 47:1, 以西結書 47:1–12, 以西結書 47:3–5, 以西結書 47:6–9, 以西結書 47:10, 以西結書 47:11, 以西結書 47:12, 以西結書 47:13–48.35, 以西結書 47:15–20, 以西結書 47:21–23, 以西結書 48:1–8, 以西結書 48:9–14, 以西結書 48:15–20, 以西結書 48:21–29, 以西結書 48:30–31, 以西結書 48:32–34, 以西結書 48:35</w:t>
       </w:r>
       <w:r>
         <w:rPr>

--- a/zht/docx/26.content.docx
+++ b/zht/docx/26.content.docx
@@ -150,19 +150,6 @@
           <w:lang w:val="zh_TW" w:bidi="zh_TW"/>
         </w:rPr>
         <w:t>EZK</w:t>
-      </w:r>
-      <w:r>
-        <w:rPr>
-          <w:lang w:val="zh_TW" w:bidi="zh_TW"/>
-        </w:rPr>
-      </w:r>
-    </w:p>
-    <w:p>
-      <w:pPr/>
-      <w:r>
-        <w:rPr>
-          <w:lang w:val="zh_TW" w:bidi="zh_TW"/>
-        </w:rPr>
       </w:r>
       <w:r>
         <w:rPr>

--- a/zht/docx/26.content.docx
+++ b/zht/docx/26.content.docx
@@ -19,7 +19,7 @@
         <w:rPr>
           <w:lang w:val="zh_TW" w:bidi="zh_TW"/>
         </w:rPr>
-        <w:t>Resource: 研讀筆記 (Tyndale)</w:t>
+        <w:t>Resource: Tyndale Open Study Notes</w:t>
       </w:r>
       <w:r>
         <w:rPr>
@@ -112,7 +112,7 @@
         <w:rPr>
           <w:lang w:val="zh_TW" w:bidi="zh_TW"/>
         </w:rPr>
-        <w:t>研讀筆記 (Tyndale)</w:t>
+        <w:t>Tyndale Open Study Notes</w:t>
       </w:r>
     </w:p>
     <w:p>

--- a/zht/docx/26.content.docx
+++ b/zht/docx/26.content.docx
@@ -19,7 +19,7 @@
         <w:rPr>
           <w:lang w:val="zh_TW" w:bidi="zh_TW"/>
         </w:rPr>
-        <w:t>Resource: Tyndale Open Study Notes</w:t>
+        <w:t>Resource: Aquifer Open Study Notes</w:t>
       </w:r>
       <w:r>
         <w:rPr>
@@ -112,7 +112,7 @@
         <w:rPr>
           <w:lang w:val="zh_TW" w:bidi="zh_TW"/>
         </w:rPr>
-        <w:t>Tyndale Open Study Notes</w:t>
+        <w:t>Aquifer Open Study Notes</w:t>
       </w:r>
     </w:p>
     <w:p>
